--- a/document_templates/russian_library/Претензии/Юридические_статусы_и_Специальные_виды_претензий/шаблон_Частная_жалоба_на_определение_суда.docx
+++ b/document_templates/russian_library/Претензии/Юридические_статусы_и_Специальные_виды_претензий/шаблон_Частная_жалоба_на_определение_суда.docx
@@ -71,7 +71,7 @@
           <w:rStyle w:val="citation-708"/>
           <w:lang w:val="en-US"/>
         </w:rPr>
-        <w:t xml:space="preserve">: {{ w_t_w_r_w_prooferr_w_type_spellstart_w_r_w_rsidrpr_004d78b0_w_rpr_w_rstyle_w_val_citation_708_w_lang_w_val_en_us_w_rpr_w_t_defendant_info_w_t_w_r_w_prooferr_w_type_spellend_w_r_w_rsidrpr_004d78b0_w_rpr_w_rstyle_w_val_citation_708_w_lang_w_val_en_us_w_rpr_w_t_xml_space_preserve }}</w:t>
+        <w:t xml:space="preserve">: {{ defendant_info }}</w:t>
       </w:r>
     </w:p>
     <w:p>
@@ -107,7 +107,7 @@
           <w:rStyle w:val="citation-707"/>
           <w:lang w:val="en-US"/>
         </w:rPr>
-        <w:t xml:space="preserve">: {{ w_t_w_r_w_prooferr_w_type_spellstart_w_r_w_rsidrpr_004d78b0_w_rpr_w_rstyle_w_val_citation_707_w_lang_w_val_en_us_w_rpr_w_t_registration_address_w_t_w_r_w_prooferr_w_type_spellend_w_r_w_rsidrpr_004d78b0_w_rpr_w_rstyle_w_val_citation_707_w_lang_w_val_en_us_w_rpr_w_t_xml_space_preserve }} </w:t>
+        <w:t xml:space="preserve">: {{ registration_address }} </w:t>
       </w:r>
     </w:p>
     <w:p>
@@ -181,7 +181,6 @@
           <w:lang w:val="en-US"/>
         </w:rPr>
       </w:pPr>
-      <w:proofErr w:type="gramStart"/>
       <w:r>
         <w:rPr>
           <w:rFonts w:ascii="Times New Roman" w:hAnsi="Times New Roman" w:cs="Times New Roman"/>
@@ -189,7 +188,7 @@
           <w:szCs w:val="24"/>
           <w:lang w:val="en-US"/>
         </w:rPr>
-        <w:t xml:space="preserve">{{ w_t_w_r_w_prooferr_w_type_spellstart_w_r_w_rpr_w_rfonts_w_ascii_times_new_roman_w_hansi_times_new_roman_w_cs_times_new_roman_w_sz_w_val_24_w_szcs_w_val_24_w_lang_w_val_en_us_w_rpr_w_t_sender_w_t_w_r_w_prooferr_w_type_gramend_w_r_w_rpr_w_rfonts_w_ascii_times_new_roman_w_hansi_times_new_roman_w_cs_times_new_roman_w_sz_w_val_24_w_szcs_w_val_24_w_lang_w_val_en_us_w_rpr_w_t_full_name_w_t_w_r_w_prooferr_w_type_spellend_w_r_w_rpr_w_rfonts_w_ascii_times_new_roman_w_hansi_times_new_roman_w_cs_times_new_roman_w_sz_w_val_24_w_szcs_w_val_24_w_lang_w_val_en_us_w_rpr_w_t_xml_space_preserve }}</w:t>
+        <w:t xml:space="preserve">{{ sender_full_name }}</w:t>
       </w:r>
       <w:r>
         <w:rPr>
